--- a/сайт/практики/1 Создание сайта.docx
+++ b/сайт/практики/1 Создание сайта.docx
@@ -1028,7 +1028,16 @@
           <w:szCs w:val="28"/>
           <w:lang w:eastAsia="en-US"/>
         </w:rPr>
-        <w:t>странице сочетались и выглядели органично. Объясните выбор именно такой цветовой палитры?</w:t>
+        <w:t>странице сочетались и выглядели органично. Объясните выбор именно такой цветовой палитры</w:t>
+      </w:r>
+      <w:r>
+        <w:rPr>
+          <w:rFonts w:ascii="Times New Roman" w:eastAsiaTheme="minorHAnsi" w:hAnsi="Times New Roman" w:cs="Times New Roman"/>
+          <w:sz w:val="28"/>
+          <w:szCs w:val="28"/>
+          <w:lang w:val="en-US" w:eastAsia="en-US"/>
+        </w:rPr>
+        <w:t>.</w:t>
       </w:r>
     </w:p>
     <w:p>
@@ -1039,12 +1048,36 @@
         <w:jc w:val="both"/>
         <w:rPr>
           <w:rFonts w:ascii="Times New Roman" w:eastAsiaTheme="minorHAnsi" w:hAnsi="Times New Roman" w:cs="Times New Roman"/>
-          <w:color w:val="FF0000"/>
-          <w:sz w:val="28"/>
-          <w:szCs w:val="28"/>
-          <w:lang w:eastAsia="en-US"/>
-        </w:rPr>
-      </w:pPr>
+          <w:sz w:val="28"/>
+          <w:szCs w:val="28"/>
+          <w:lang w:eastAsia="en-US"/>
+        </w:rPr>
+      </w:pPr>
+    </w:p>
+    <w:p>
+      <w:pPr>
+        <w:pStyle w:val="a4"/>
+        <w:spacing w:after="0" w:line="240" w:lineRule="auto"/>
+        <w:ind w:left="0"/>
+        <w:jc w:val="center"/>
+        <w:rPr>
+          <w:rFonts w:ascii="Times New Roman" w:eastAsiaTheme="minorHAnsi" w:hAnsi="Times New Roman" w:cs="Times New Roman"/>
+          <w:b/>
+          <w:sz w:val="28"/>
+          <w:szCs w:val="28"/>
+          <w:lang w:eastAsia="en-US"/>
+        </w:rPr>
+      </w:pPr>
+      <w:r>
+        <w:rPr>
+          <w:rFonts w:ascii="Times New Roman" w:eastAsiaTheme="minorHAnsi" w:hAnsi="Times New Roman" w:cs="Times New Roman"/>
+          <w:b/>
+          <w:sz w:val="28"/>
+          <w:szCs w:val="28"/>
+          <w:lang w:eastAsia="en-US"/>
+        </w:rPr>
+        <w:t>Дополнительно</w:t>
+      </w:r>
     </w:p>
     <w:p>
       <w:pPr>
